--- a/fra/docx/46.content.docx
+++ b/fra/docx/46.content.docx
@@ -136,13 +136,6 @@
         <w:rPr>
           <w:lang w:val="fr_FR" w:bidi="fr_FR"/>
         </w:rPr>
-      </w:r>
-      <w:r>
-        <w:rPr>
-          <w:i/>
-          <w:lang w:val="fr_FR" w:bidi="fr_FR"/>
-        </w:rPr>
-        <w:t>1 Corinthiens 1.1, 1 Corinthiens 1.3, 1 Corinthiens 1.5, 1 Corinthiens 1.7, 1 Corinthiens 1.8, 1 Corinthiens 1.10, 1 Corinthiens 1.11, 1 Corinthiens 1.12, 1 Corinthiens 1.14–15, 1 Corinthiens 1.17, 1 Corinthiens 1.18, 1 Corinthiens 1.18 (#2), 1 Corinthiens 1.20, 1 Corinthiens 1.21, 1 Corinthiens 1.26, 1 Corinthiens 1.27, 1 Corinthiens 1.28–29, 1 Corinthiens 1.30, 1 Corinthiens 1.30 (#2), 1 Corinthiens 1.31, 1 Corinthiens 2.1, 1 Corinthiens 2.2, 1 Corinthiens 2.4–5, 1 Corinthiens 2.7, 1 Corinthiens 2.8, 1 Corinthiens 2.10, 1 Corinthiens 2.11, 1 Corinthiens 2.12, 1 Corinthiens 2.14, 1 Corinthiens 2.16, 1 Corinthiens 3.3, 1 Corinthiens 3.5, 1 Corinthiens 3.7, 1 Corinthiens 3.11, 1 Corinthiens 3.11–13, 1 Corinthiens 3.13, 1 Corinthiens 3.14, 1 Corinthiens 3.15, 1 Corinthiens 3.16, 1 Corinthiens 3.17, 1 Corinthiens 3.18, 1 Corinthiens 3.20, 1 Corinthiens 3.21–23, 1 Corinthiens 4.1, 1 Corinthiens 4.2, 1 Corinthiens 4.4, 1 Corinthiens 4.5, 1 Corinthiens 4.6, 1 Corinthiens 4.8, 1 Corinthiens 4.10, 1 Corinthiens 4.11, 1 Corinthiens 4.12–13, 1 Corinthiens 4.14, 1 Corinthiens 4.16, 1 Corinthiens 4.17, 1 Corinthiens 4.18, 1 Corinthiens 4.20, 1 Corinthiens 5.1, 1 Corinthiens 5.2, 1 Corinthiens 5.4–5, 1 Corinthiens 5.8, 1 Corinthiens 5.8 (#2), 1 Corinthiens 5.9, 1 Corinthiens 5.10, 1 Corinthiens 5.11, 1 Corinthiens 5.12, 1 Corinthiens 5.13, 1 Corinthiens 6.1–3, 1 Corinthiens 6.2–3, 1 Corinthiens 6.6, 1 Corinthiens 6.7, 1 Corinthiens 6.9–10, 1 Corinthiens 6.11, 1 Corinthiens 6.12, 1 Corinthiens 6.15, 1 Corinthiens 6.15 (#2), 1 Corinthiens 6.16, 1 Corinthiens 6.17, 1 Corinthiens 6.18, 1 Corinthiens 6.19–20, 1 Corinthiens 7.2, 1 Corinthiens 7.4, 1 Corinthiens 7.5, 1 Corinthiens 7.8, 1 Corinthiens 7.9, 1 Corinthiens 7.10–11, 1 Corinthiens 7.12–13, 1 Corinthiens 7.15, 1 Corinthiens 7.17, 1 Corinthiens 7.18, 1 Corinthiens 7.21–23, 1 Corinthiens 7.26, 1 Corinthiens 7.27, 1 Corinthiens 7.28, 1 Corinthiens 7.31, 1 Corinthiens 7.33–34, 1 Corinthiens 7.38, 1 Corinthiens 7.39, 1 Corinthiens 7.39 (#2), 1 Corinthiens 8.1, 1 Corinthiens 8.1 (#2), 1 Corinthiens 8.4, 1 Corinthiens 8.6, 1 Corinthiens 8.6 (#2), 1 Corinthiens 8.7, 1 Corinthiens 8.8, 1 Corinthiens 8.9, 1 Corinthiens 8.11, 1 Corinthiens 8.11–12, 1 Corinthiens 8.13, 1 Corinthiens 9.1–2, 1 Corinthiens 9.4–5, 1 Corinthiens 9.7, 1 Corinthiens 9.9, 1 Corinthiens 9.12, 1 Corinthiens 9.14, 1 Corinthiens 9.16, 1 Corinthiens 9.19, 1 Corinthiens 9.20, 1 Corinthiens 9.21, 1 Corinthiens 9.23, 1 Corinthiens 9.24, 1 Corinthiens 9.25, 1 Corinthiens 9.27, 1 Corinthiens 10.1–4, 1 Corinthiens 10.4, 1 Corinthiens 10.6, 1 Corinthiens 10.9–10, 1 Corinthiens 10.11, 1 Corinthiens 10.13, 1 Corinthiens 10.13 (#2), 1 Corinthiens 10.14, 1 Corinthiens 10.16, 1 Corinthiens 10.20, 1 Corinthiens 10.20–21, 1 Corinthiens 10.22, 1 Corinthiens 10.24, 1 Corinthiens 10.27, 1 Corinthiens 10.28–29, 1 Corinthiens 10.31, 1 Corinthiens 10.32–33, 1 Corinthiens 11.1, 1 Corinthiens 11.1 (#2), 1 Corinthiens 11.2, 1 Corinthiens 11.3, 1 Corinthiens 11.3 (#2), 1 Corinthiens 11.3 (#3), 1 Corinthiens 11.4, 1 Corinthiens 11.5, 1 Corinthiens 11.7, 1 Corinthiens 11.9, 1 Corinthiens 11.11–12, 1 Corinthiens 11.14–15, 1 Corinthiens 11.19, 1 Corinthiens 11.21, 1 Corinthiens 11.23–24, 1 Corinthiens 11.25, 1 Corinthiens 11.26, 1 Corinthiens 11.27, 1 Corinthiens 11.29, 1 Corinthiens 11.30, 1 Corinthiens 11.33, 1 Corinthiens 12.1, 1 Corinthiens 12.3, 1 Corinthiens 12.3 (#2), 1 Corinthiens 12.4–6, 1 Corinthiens 12.7, 1 Corinthiens 12.9–10, 1 Corinthiens 12.11, 1 Corinthiens 12.13, 1 Corinthiens 12.18, 1 Corinthiens 12.22, 1 Corinthiens 12.24, 1 Corinthiens 12.25, 1 Corinthiens 12.28, 1 Corinthiens 12.31, 1 Corinthiens 12.31 (#2), 1 Corinthiens 13.1, 1 Corinthiens 13.2, 1 Corinthiens 13.3, 1 Corinthiens 13.5–7, 1 Corinthiens 13.8, 1 Corinthiens 13.8–10, 1 Corinthiens 13.11, 1 Corinthiens 13.13, 1 Corinthiens 14.1, 1 Corinthiens 14.2, 1 Corinthiens 14.3–4, 1 Corinthiens 14.7–9, 1 Corinthiens 14.12, 1 Corinthiens 14.13, 1 Corinthiens 14.14, 1 Corinthiens 14.15, 1 Corinthiens 14.19, 1 Corinthiens 14.22, 1 Corinthiens 14.23, 1 Corinthiens 14.24, 1 Corinthiens 14.25, 1 Corinthiens 14.27–28, 1 Corinthiens 14.29–30, 1 Corinthiens 14.34, 1 Corinthiens 14.35, 1 Corinthiens 14.35 (#2), 1 Corinthiens 14.37, 1 Corinthiens 14.40, 1 Corinthiens 15.1, 1 Corinthiens 15.2, 1 Corinthiens 15.3–5, 1 Corinthiens 15.5–8, 1 Corinthiens 15.9, 1 Corinthiens 15.12, 1 Corinthiens 15.13–14, 1 Corinthiens 15.18, 1 Corinthiens 15.19, 1 Corinthiens 15.20, 1 Corinthiens 15.22, 1 Corinthiens 15.22–23, 1 Corinthiens 15.24, 1 Corinthiens 15.25, 1 Corinthiens 15.26, 1 Corinthiens 15.27, 1 Corinthiens 15.28, 1 Corinthiens 15.32, 1 Corinthiens 15.34, 1 Corinthiens 15.34 (#2), 1 Corinthiens 15.35–38, 1 Corinthiens 15.36, 1 Corinthiens 15.37, 1 Corinthiens 15.39, 1 Corinthiens 15.40, 1 Corinthiens 15.41, 1 Corinthiens 15.42–44, 1 Corinthiens 15.42–44 (#2), 1 Corinthiens 15.45, 1 Corinthiens 15.45 (#2), 1 Corinthiens 15.47, 1 Corinthiens 15.49, 1 Corinthiens 15.50, 1 Corinthiens 15.51, 1 Corinthiens 15.52, 1 Corinthiens 15.54, 1 Corinthiens 15.56, 1 Corinthiens 15.57, 1 Corinthiens 15.58, 1 Corinthiens 16.1, 1 Corinthiens 16.2, 1 Corinthiens 16.3, 1 Corinthiens 16.5, 1 Corinthiens 16.7, 1 Corinthiens 16.8–9, 1 Corinthiens 16.10, 1 Corinthiens 16.10–11, 1 Corinthiens 16.12, 1 Corinthiens 16.15, 1 Corinthiens 16.16, 1 Corinthiens 16.17–18, 1 Corinthiens 16.19–20, 1 Corinthiens 16.22</w:t>
       </w:r>
       <w:r>
         <w:rPr>

--- a/fra/docx/46.content.docx
+++ b/fra/docx/46.content.docx
@@ -123,19 +123,6 @@
           <w:lang w:val="fr_FR" w:bidi="fr_FR"/>
         </w:rPr>
         <w:t>1CO</w:t>
-      </w:r>
-      <w:r>
-        <w:rPr>
-          <w:lang w:val="fr_FR" w:bidi="fr_FR"/>
-        </w:rPr>
-      </w:r>
-    </w:p>
-    <w:p>
-      <w:pPr/>
-      <w:r>
-        <w:rPr>
-          <w:lang w:val="fr_FR" w:bidi="fr_FR"/>
-        </w:rPr>
       </w:r>
       <w:r>
         <w:rPr>

--- a/fra/docx/46.content.docx
+++ b/fra/docx/46.content.docx
@@ -19,7 +19,7 @@
         <w:rPr>
           <w:lang w:val="fr_FR" w:bidi="fr_FR"/>
         </w:rPr>
-        <w:t>Resource: Questions de Traduction (unfoldingWord)</w:t>
+        <w:t>Resource: unfoldingWord® Translation Questions</w:t>
       </w:r>
       <w:r>
         <w:rPr>
@@ -85,7 +85,7 @@
         <w:rPr>
           <w:lang w:val="fr_FR" w:bidi="fr_FR"/>
         </w:rPr>
-        <w:t>Questions de Traduction (unfoldingWord)</w:t>
+        <w:t>unfoldingWord® Translation Questions</w:t>
       </w:r>
     </w:p>
     <w:p>
